--- a/services/admin-backend/styles/北欧杂志风.docx
+++ b/services/admin-backend/styles/北欧杂志风.docx
@@ -2,44 +2,6 @@
 <file path=word/document.xml><?xml version="1.0" encoding="utf-8"?>
 <w:document xmlns:wpc="http://schemas.microsoft.com/office/word/2010/wordprocessingCanvas" xmlns:mc="http://schemas.openxmlformats.org/markup-compatibility/2006" xmlns:o="urn:schemas-microsoft-com:office:office" xmlns:r="http://schemas.openxmlformats.org/officeDocument/2006/relationships" xmlns:m="http://schemas.openxmlformats.org/officeDocument/2006/math" xmlns:v="urn:schemas-microsoft-com:vml" xmlns:wp14="http://schemas.microsoft.com/office/word/2010/wordprocessingDrawing" xmlns:wp="http://schemas.openxmlformats.org/drawingml/2006/wordprocessingDrawing" xmlns:w="http://schemas.openxmlformats.org/wordprocessingml/2006/main" xmlns:w14="http://schemas.microsoft.com/office/word/2010/wordml" xmlns:w10="urn:schemas-microsoft-com:office:word" xmlns:w15="http://schemas.microsoft.com/office/word/2012/wordml" xmlns:wpg="http://schemas.microsoft.com/office/word/2010/wordprocessingGroup" xmlns:wpi="http://schemas.microsoft.com/office/word/2010/wordprocessingInk" xmlns:wne="http://schemas.microsoft.com/office/word/2006/wordml" xmlns:wps="http://schemas.microsoft.com/office/word/2010/wordprocessingShape" xmlns:wpsCustomData="http://www.wps.cn/officeDocument/2013/wpsCustomData" mc:Ignorable="w14 w15 wp14">
   <w:body>
-    <w:p>
-      <w:pPr>
-        <w:pBdr>
-          <w:top w:val="none" w:color="E94560" w:sz="20" w:space="1"/>
-        </w:pBdr>
-        <w:spacing w:before="0" w:after="600"/>
-      </w:pPr>
-    </w:p>
-    <w:p>
-      <w:pPr>
-        <w:spacing w:before="0" w:after="240"/>
-      </w:pPr>
-      <w:r>
-        <w:rPr>
-          <w:rFonts w:ascii="Georgia" w:hAnsi="Georgia" w:eastAsia="Georgia" w:cs="Georgia"/>
-          <w:color w:val="9CA3AF"/>
-          <w:sz w:val="20"/>
-          <w:szCs w:val="20"/>
-        </w:rPr>
-        <w:t>MINIMAL LIFE</w:t>
-      </w:r>
-    </w:p>
-    <w:p>
-      <w:pPr>
-        <w:pStyle w:val="2"/>
-        <w:jc w:val="left"/>
-      </w:pPr>
-      <w:r>
-        <w:rPr>
-          <w:b/>
-          <w:bCs/>
-          <w:color w:val="1A1A2E"/>
-          <w:sz w:val="56"/>
-          <w:szCs w:val="56"/>
-        </w:rPr>
-        <w:t>少即是多</w:t>
-      </w:r>
-    </w:p>
     <w:p>
       <w:pPr>
         <w:spacing w:before="80" w:after="200"/>
@@ -129,22 +91,6 @@
     </w:p>
     <w:p>
       <w:pPr>
-        <w:spacing w:before="80" w:after="320"/>
-        <w:jc w:val="left"/>
-      </w:pPr>
-      <w:r>
-        <w:rPr>
-          <w:i/>
-          <w:iCs/>
-          <w:color w:val="9CA3AF"/>
-          <w:sz w:val="20"/>
-          <w:szCs w:val="20"/>
-        </w:rPr>
-        <w:t>▲ 极简不是苦行，是选择</w:t>
-      </w:r>
-    </w:p>
-    <w:p>
-      <w:pPr>
         <w:spacing w:before="600" w:after="600"/>
         <w:jc w:val="center"/>
       </w:pPr>
@@ -160,7 +106,7 @@
     <w:p>
       <w:pPr>
         <w:pBdr>
-          <w:left w:val="none" w:color="E5E7EB" w:sz="24" w:space="1"/>
+          <w:left w:val="none" w:color="E5E7EB" w:sz="0" w:space="1"/>
         </w:pBdr>
         <w:shd w:val="clear" w:fill="FAFAF5"/>
         <w:spacing w:before="200" w:after="360" w:line="420" w:lineRule="auto"/>
@@ -209,7 +155,7 @@
           <w:sz w:val="28"/>
           <w:szCs w:val="28"/>
         </w:rPr>
-        <w:t xml:space="preserve">· </w:t>
+        <w:t xml:space="preserve"> </w:t>
       </w:r>
       <w:r>
         <w:rPr>
@@ -224,6 +170,13 @@
       <w:pPr>
         <w:spacing w:before="600" w:after="600"/>
         <w:jc w:val="center"/>
+        <w:rPr>
+          <w:b/>
+          <w:bCs/>
+          <w:color w:val="E94560"/>
+          <w:sz w:val="56"/>
+          <w:szCs w:val="56"/>
+        </w:rPr>
       </w:pPr>
       <w:r>
         <w:rPr>
@@ -237,29 +190,21 @@
     <w:p>
       <w:pPr>
         <w:spacing w:before="600" w:after="0"/>
-      </w:pPr>
-      <w:r>
         <w:rPr>
           <w:b/>
           <w:bCs/>
           <w:color w:val="E94560"/>
-          <w:sz w:val="56"/>
-          <w:szCs w:val="56"/>
-        </w:rPr>
-        <w:t>01</w:t>
-      </w:r>
-    </w:p>
-    <w:p>
-      <w:pPr>
-        <w:spacing w:before="0" w:after="120"/>
+          <w:sz w:val="32"/>
+          <w:szCs w:val="32"/>
+        </w:rPr>
       </w:pPr>
       <w:r>
         <w:rPr>
           <w:b/>
           <w:bCs/>
-          <w:color w:val="1A1A2E"/>
-          <w:sz w:val="30"/>
-          <w:szCs w:val="30"/>
+          <w:color w:val="E94560"/>
+          <w:sz w:val="32"/>
+          <w:szCs w:val="32"/>
         </w:rPr>
         <w:t>为什么我们总是忍不住买买买</w:t>
       </w:r>
@@ -267,7 +212,7 @@
     <w:p>
       <w:pPr>
         <w:pBdr>
-          <w:bottom w:val="none" w:color="E94560" w:sz="8" w:space="1"/>
+          <w:bottom w:val="none" w:color="E94560" w:sz="0" w:space="1"/>
         </w:pBdr>
         <w:spacing w:before="0" w:after="320"/>
       </w:pPr>
@@ -299,7 +244,7 @@
     <w:p>
       <w:pPr>
         <w:pBdr>
-          <w:left w:val="none" w:color="E94560" w:sz="32" w:space="1"/>
+          <w:left w:val="none" w:color="E94560" w:sz="0" w:space="1"/>
         </w:pBdr>
         <w:shd w:val="clear" w:fill="FEF2F2"/>
         <w:spacing w:before="280" w:after="280"/>
@@ -319,7 +264,7 @@
     <w:p>
       <w:pPr>
         <w:pBdr>
-          <w:top w:val="none" w:color="E5E7EB" w:sz="6" w:space="1"/>
+          <w:top w:val="none" w:color="E5E7EB" w:sz="0" w:space="1"/>
         </w:pBdr>
         <w:spacing w:before="400" w:after="200"/>
         <w:jc w:val="center"/>
@@ -345,23 +290,8 @@
     </w:p>
     <w:p>
       <w:pPr>
-        <w:spacing w:before="120" w:after="200"/>
-        <w:ind w:left="600" w:right="600"/>
-        <w:jc w:val="center"/>
-      </w:pPr>
-      <w:r>
-        <w:rPr>
-          <w:color w:val="9CA3AF"/>
-          <w:sz w:val="22"/>
-          <w:szCs w:val="22"/>
-        </w:rPr>
-        <w:t>—— 康德</w:t>
-      </w:r>
-    </w:p>
-    <w:p>
-      <w:pPr>
         <w:pBdr>
-          <w:bottom w:val="none" w:color="E5E7EB" w:sz="6" w:space="1"/>
+          <w:bottom w:val="none" w:color="E5E7EB" w:sz="0" w:space="1"/>
         </w:pBdr>
         <w:spacing w:before="200" w:after="400"/>
         <w:jc w:val="center"/>
@@ -371,6 +301,13 @@
       <w:pPr>
         <w:spacing w:before="600" w:after="600"/>
         <w:jc w:val="center"/>
+        <w:rPr>
+          <w:b/>
+          <w:bCs/>
+          <w:color w:val="E94560"/>
+          <w:sz w:val="32"/>
+          <w:szCs w:val="32"/>
+        </w:rPr>
       </w:pPr>
       <w:r>
         <w:rPr>
@@ -384,29 +321,21 @@
     <w:p>
       <w:pPr>
         <w:spacing w:before="600" w:after="0"/>
-      </w:pPr>
-      <w:r>
         <w:rPr>
           <w:b/>
           <w:bCs/>
           <w:color w:val="E94560"/>
-          <w:sz w:val="56"/>
-          <w:szCs w:val="56"/>
-        </w:rPr>
-        <w:t>02</w:t>
-      </w:r>
-    </w:p>
-    <w:p>
-      <w:pPr>
-        <w:spacing w:before="0" w:after="120"/>
+          <w:sz w:val="32"/>
+          <w:szCs w:val="32"/>
+        </w:rPr>
       </w:pPr>
       <w:r>
         <w:rPr>
           <w:b/>
           <w:bCs/>
-          <w:color w:val="1A1A2E"/>
-          <w:sz w:val="30"/>
-          <w:szCs w:val="30"/>
+          <w:color w:val="E94560"/>
+          <w:sz w:val="32"/>
+          <w:szCs w:val="32"/>
         </w:rPr>
         <w:t>断舍离，从衣柜开始</w:t>
       </w:r>
@@ -414,7 +343,7 @@
     <w:p>
       <w:pPr>
         <w:pBdr>
-          <w:bottom w:val="none" w:color="E94560" w:sz="8" w:space="1"/>
+          <w:bottom w:val="none" w:color="E94560" w:sz="0" w:space="1"/>
         </w:pBdr>
         <w:spacing w:before="0" w:after="320"/>
       </w:pPr>
@@ -438,14 +367,6 @@
       </w:pPr>
       <w:r>
         <w:rPr>
-          <w:color w:val="E94560"/>
-          <w:sz w:val="22"/>
-          <w:szCs w:val="22"/>
-        </w:rPr>
-        <w:t xml:space="preserve">— </w:t>
-      </w:r>
-      <w:r>
-        <w:rPr>
           <w:color w:val="1A1A2E"/>
           <w:sz w:val="24"/>
           <w:szCs w:val="24"/>
@@ -460,14 +381,6 @@
       </w:pPr>
       <w:r>
         <w:rPr>
-          <w:color w:val="E94560"/>
-          <w:sz w:val="22"/>
-          <w:szCs w:val="22"/>
-        </w:rPr>
-        <w:t xml:space="preserve">— </w:t>
-      </w:r>
-      <w:r>
-        <w:rPr>
           <w:color w:val="1A1A2E"/>
           <w:sz w:val="24"/>
           <w:szCs w:val="24"/>
@@ -482,14 +395,6 @@
       </w:pPr>
       <w:r>
         <w:rPr>
-          <w:color w:val="E94560"/>
-          <w:sz w:val="22"/>
-          <w:szCs w:val="22"/>
-        </w:rPr>
-        <w:t xml:space="preserve">— </w:t>
-      </w:r>
-      <w:r>
-        <w:rPr>
           <w:color w:val="1A1A2E"/>
           <w:sz w:val="24"/>
           <w:szCs w:val="24"/>
@@ -512,7 +417,7 @@
     <w:p>
       <w:pPr>
         <w:pBdr>
-          <w:left w:val="none" w:color="3B82F6" w:sz="32" w:space="1"/>
+          <w:left w:val="none" w:color="3B82F6" w:sz="0" w:space="1"/>
         </w:pBdr>
         <w:shd w:val="clear" w:fill="EFF6FF"/>
         <w:spacing w:before="280" w:after="280"/>
@@ -544,29 +449,21 @@
     <w:p>
       <w:pPr>
         <w:spacing w:before="600" w:after="0"/>
-      </w:pPr>
-      <w:r>
         <w:rPr>
           <w:b/>
           <w:bCs/>
           <w:color w:val="E94560"/>
-          <w:sz w:val="56"/>
-          <w:szCs w:val="56"/>
-        </w:rPr>
-        <w:t>03</w:t>
-      </w:r>
-    </w:p>
-    <w:p>
-      <w:pPr>
-        <w:spacing w:before="0" w:after="120"/>
+          <w:sz w:val="32"/>
+          <w:szCs w:val="32"/>
+        </w:rPr>
       </w:pPr>
       <w:r>
         <w:rPr>
           <w:b/>
           <w:bCs/>
-          <w:color w:val="1A1A2E"/>
-          <w:sz w:val="30"/>
-          <w:szCs w:val="30"/>
+          <w:color w:val="E94560"/>
+          <w:sz w:val="32"/>
+          <w:szCs w:val="32"/>
         </w:rPr>
         <w:t>极简生活的三个层次</w:t>
       </w:r>
@@ -574,7 +471,7 @@
     <w:p>
       <w:pPr>
         <w:pBdr>
-          <w:bottom w:val="none" w:color="E94560" w:sz="8" w:space="1"/>
+          <w:bottom w:val="none" w:color="E94560" w:sz="0" w:space="1"/>
         </w:pBdr>
         <w:spacing w:before="0" w:after="320"/>
       </w:pPr>
@@ -690,44 +587,6 @@
         </w:rPr>
         <w:t>·</w:t>
       </w:r>
-    </w:p>
-    <w:p>
-      <w:pPr>
-        <w:spacing w:before="600" w:after="0"/>
-      </w:pPr>
-      <w:r>
-        <w:rPr>
-          <w:b/>
-          <w:bCs/>
-          <w:color w:val="E94560"/>
-          <w:sz w:val="56"/>
-          <w:szCs w:val="56"/>
-        </w:rPr>
-        <w:t>04</w:t>
-      </w:r>
-    </w:p>
-    <w:p>
-      <w:pPr>
-        <w:spacing w:before="0" w:after="120"/>
-      </w:pPr>
-      <w:r>
-        <w:rPr>
-          <w:b/>
-          <w:bCs/>
-          <w:color w:val="1A1A2E"/>
-          <w:sz w:val="30"/>
-          <w:szCs w:val="30"/>
-        </w:rPr>
-        <w:t>写在最后</w:t>
-      </w:r>
-    </w:p>
-    <w:p>
-      <w:pPr>
-        <w:pBdr>
-          <w:bottom w:val="none" w:color="E94560" w:sz="8" w:space="1"/>
-        </w:pBdr>
-        <w:spacing w:before="0" w:after="320"/>
-      </w:pPr>
     </w:p>
     <w:p>
       <w:pPr>
@@ -773,24 +632,8 @@
     </w:p>
     <w:p>
       <w:pPr>
-        <w:spacing w:before="200" w:after="400" w:line="420" w:lineRule="auto"/>
-        <w:jc w:val="center"/>
-      </w:pPr>
-      <w:r>
-        <w:rPr>
-          <w:i/>
-          <w:iCs/>
-          <w:color w:val="6B7280"/>
-          <w:sz w:val="24"/>
-          <w:szCs w:val="24"/>
-        </w:rPr>
-        <w:t>少即是多，less is more。</w:t>
-      </w:r>
-    </w:p>
-    <w:p>
-      <w:pPr>
         <w:spacing w:before="160" w:after="80"/>
-        <w:jc w:val="center"/>
+        <w:jc w:val="both"/>
       </w:pPr>
       <w:bookmarkStart w:id="0" w:name="_GoBack"/>
       <w:bookmarkEnd w:id="0"/>
@@ -798,7 +641,7 @@
     <w:p>
       <w:pPr>
         <w:pBdr>
-          <w:bottom w:val="none" w:color="E94560" w:sz="20" w:space="1"/>
+          <w:bottom w:val="none" w:color="E94560" w:sz="0" w:space="1"/>
         </w:pBdr>
         <w:spacing w:before="120" w:after="0"/>
       </w:pPr>
